--- a/PRD_SDG_ESG_Platform.docx
+++ b/PRD_SDG_ESG_Platform.docx
@@ -1984,31 +1984,31 @@
                 <w:sz w:val="19"/>
                 <w:szCs w:val="19"/>
               </w:rPr>
-              <w:t xml:space="preserve">Common [C] indicator forms</w:t>
-            </w:r>
-          </w:p>
-        </w:tc>
-        <w:tc>
-          <w:tcPr>
-            <w:tcW w:type="dxa" w:w="0"/>
-            <w:shd w:fill="FFFFFF" w:val="clear"/>
-            <w:tcMar>
-              <w:top w:type="dxa" w:w="80"/>
-              <w:left w:type="dxa" w:w="100"/>
-              <w:bottom w:type="dxa" w:w="80"/>
-              <w:right w:type="dxa" w:w="100"/>
-            </w:tcMar>
-          </w:tcPr>
-          <w:p>
-            <w:r>
-              <w:rPr>
-                <w:b w:val="false"/>
-                <w:bCs w:val="false"/>
-                <w:color w:val="222222"/>
-                <w:sz w:val="19"/>
-                <w:szCs w:val="19"/>
-              </w:rPr>
-              <w:t xml:space="preserve">Structured input for all 11 matters / ~24 sub-indicators (anti-corruption, emissions, waste, etc.)</w:t>
+              <w:t xml:space="preserve">Monthly data entry</w:t>
+            </w:r>
+          </w:p>
+        </w:tc>
+        <w:tc>
+          <w:tcPr>
+            <w:tcW w:type="dxa" w:w="0"/>
+            <w:shd w:fill="FFFFFF" w:val="clear"/>
+            <w:tcMar>
+              <w:top w:type="dxa" w:w="80"/>
+              <w:left w:type="dxa" w:w="100"/>
+              <w:bottom w:type="dxa" w:w="80"/>
+              <w:right w:type="dxa" w:w="100"/>
+            </w:tcMar>
+          </w:tcPr>
+          <w:p>
+            <w:r>
+              <w:rPr>
+                <w:b w:val="false"/>
+                <w:bCs w:val="false"/>
+                <w:color w:val="222222"/>
+                <w:sz w:val="19"/>
+                <w:szCs w:val="19"/>
+              </w:rPr>
+              <w:t xml:space="preserve">Log indicator data monthly as it becomes available, rather than pre-calculating an annual figure</w:t>
             </w:r>
           </w:p>
         </w:tc>
@@ -2058,31 +2058,31 @@
                 <w:sz w:val="19"/>
                 <w:szCs w:val="19"/>
               </w:rPr>
-              <w:t xml:space="preserve">Multi-year data table</w:t>
-            </w:r>
-          </w:p>
-        </w:tc>
-        <w:tc>
-          <w:tcPr>
-            <w:tcW w:type="dxa" w:w="0"/>
-            <w:shd w:fill="FFFFFF" w:val="clear"/>
-            <w:tcMar>
-              <w:top w:type="dxa" w:w="80"/>
-              <w:left w:type="dxa" w:w="100"/>
-              <w:bottom w:type="dxa" w:w="80"/>
-              <w:right w:type="dxa" w:w="100"/>
-            </w:tcMar>
-          </w:tcPr>
-          <w:p>
-            <w:r>
-              <w:rPr>
-                <w:b w:val="false"/>
-                <w:bCs w:val="false"/>
-                <w:color w:val="222222"/>
-                <w:sz w:val="19"/>
-                <w:szCs w:val="19"/>
-              </w:rPr>
-              <w:t xml:space="preserve">Store and display at least 3 financial years per indicator</w:t>
+              <w:t xml:space="preserve">Automatic annual aggregation</w:t>
+            </w:r>
+          </w:p>
+        </w:tc>
+        <w:tc>
+          <w:tcPr>
+            <w:tcW w:type="dxa" w:w="0"/>
+            <w:shd w:fill="FFFFFF" w:val="clear"/>
+            <w:tcMar>
+              <w:top w:type="dxa" w:w="80"/>
+              <w:left w:type="dxa" w:w="100"/>
+              <w:bottom w:type="dxa" w:w="80"/>
+              <w:right w:type="dxa" w:w="100"/>
+            </w:tcMar>
+          </w:tcPr>
+          <w:p>
+            <w:r>
+              <w:rPr>
+                <w:b w:val="false"/>
+                <w:bCs w:val="false"/>
+                <w:color w:val="222222"/>
+                <w:sz w:val="19"/>
+                <w:szCs w:val="19"/>
+              </w:rPr>
+              <w:t xml:space="preserve">Platform computes the disclosure-facing annual value from monthly entries (sum/latest/average/count depending on indicator type) — no manual totalling by the user</w:t>
             </w:r>
           </w:p>
         </w:tc>
@@ -2132,31 +2132,31 @@
                 <w:sz w:val="19"/>
                 <w:szCs w:val="19"/>
               </w:rPr>
-              <w:t xml:space="preserve">Target vs. actual tracking</w:t>
-            </w:r>
-          </w:p>
-        </w:tc>
-        <w:tc>
-          <w:tcPr>
-            <w:tcW w:type="dxa" w:w="0"/>
-            <w:shd w:fill="FFFFFF" w:val="clear"/>
-            <w:tcMar>
-              <w:top w:type="dxa" w:w="80"/>
-              <w:left w:type="dxa" w:w="100"/>
-              <w:bottom w:type="dxa" w:w="80"/>
-              <w:right w:type="dxa" w:w="100"/>
-            </w:tcMar>
-          </w:tcPr>
-          <w:p>
-            <w:r>
-              <w:rPr>
-                <w:b w:val="false"/>
-                <w:bCs w:val="false"/>
-                <w:color w:val="222222"/>
-                <w:sz w:val="19"/>
-                <w:szCs w:val="19"/>
-              </w:rPr>
-              <w:t xml:space="preserve">Set performance targets per indicator and compare against actuals over time</w:t>
+              <w:t xml:space="preserve">Common indicator forms</w:t>
+            </w:r>
+          </w:p>
+        </w:tc>
+        <w:tc>
+          <w:tcPr>
+            <w:tcW w:type="dxa" w:w="0"/>
+            <w:shd w:fill="FFFFFF" w:val="clear"/>
+            <w:tcMar>
+              <w:top w:type="dxa" w:w="80"/>
+              <w:left w:type="dxa" w:w="100"/>
+              <w:bottom w:type="dxa" w:w="80"/>
+              <w:right w:type="dxa" w:w="100"/>
+            </w:tcMar>
+          </w:tcPr>
+          <w:p>
+            <w:r>
+              <w:rPr>
+                <w:b w:val="false"/>
+                <w:bCs w:val="false"/>
+                <w:color w:val="222222"/>
+                <w:sz w:val="19"/>
+                <w:szCs w:val="19"/>
+              </w:rPr>
+              <w:t xml:space="preserve">Structured input for all applicable matters per plan and market classification</w:t>
             </w:r>
           </w:p>
         </w:tc>
@@ -2206,55 +2206,55 @@
                 <w:sz w:val="19"/>
                 <w:szCs w:val="19"/>
               </w:rPr>
-              <w:t xml:space="preserve">Pilot sector-specific [S] indicators</w:t>
-            </w:r>
-          </w:p>
-        </w:tc>
-        <w:tc>
-          <w:tcPr>
-            <w:tcW w:type="dxa" w:w="0"/>
-            <w:shd w:fill="FFFFFF" w:val="clear"/>
-            <w:tcMar>
-              <w:top w:type="dxa" w:w="80"/>
-              <w:left w:type="dxa" w:w="100"/>
-              <w:bottom w:type="dxa" w:w="80"/>
-              <w:right w:type="dxa" w:w="100"/>
-            </w:tcMar>
-          </w:tcPr>
-          <w:p>
-            <w:r>
-              <w:rPr>
-                <w:b w:val="false"/>
-                <w:bCs w:val="false"/>
-                <w:color w:val="222222"/>
-                <w:sz w:val="19"/>
-                <w:szCs w:val="19"/>
-              </w:rPr>
-              <w:t xml:space="preserve">One pilot sector module (e.g. Manufacturing) with additional relevant indicators</w:t>
-            </w:r>
-          </w:p>
-        </w:tc>
-        <w:tc>
-          <w:tcPr>
-            <w:tcW w:type="dxa" w:w="0"/>
-            <w:shd w:fill="FFFFFF" w:val="clear"/>
-            <w:tcMar>
-              <w:top w:type="dxa" w:w="80"/>
-              <w:left w:type="dxa" w:w="100"/>
-              <w:bottom w:type="dxa" w:w="80"/>
-              <w:right w:type="dxa" w:w="100"/>
-            </w:tcMar>
-          </w:tcPr>
-          <w:p>
-            <w:r>
-              <w:rPr>
-                <w:b w:val="false"/>
-                <w:bCs w:val="false"/>
-                <w:color w:val="222222"/>
-                <w:sz w:val="19"/>
-                <w:szCs w:val="19"/>
-              </w:rPr>
-              <w:t xml:space="preserve">Should</w:t>
+              <w:t xml:space="preserve">Multi-year data table</w:t>
+            </w:r>
+          </w:p>
+        </w:tc>
+        <w:tc>
+          <w:tcPr>
+            <w:tcW w:type="dxa" w:w="0"/>
+            <w:shd w:fill="FFFFFF" w:val="clear"/>
+            <w:tcMar>
+              <w:top w:type="dxa" w:w="80"/>
+              <w:left w:type="dxa" w:w="100"/>
+              <w:bottom w:type="dxa" w:w="80"/>
+              <w:right w:type="dxa" w:w="100"/>
+            </w:tcMar>
+          </w:tcPr>
+          <w:p>
+            <w:r>
+              <w:rPr>
+                <w:b w:val="false"/>
+                <w:bCs w:val="false"/>
+                <w:color w:val="222222"/>
+                <w:sz w:val="19"/>
+                <w:szCs w:val="19"/>
+              </w:rPr>
+              <w:t xml:space="preserve">Store and display at least 3 financial years per indicator, per Bursa's rolling 3-year requirement</w:t>
+            </w:r>
+          </w:p>
+        </w:tc>
+        <w:tc>
+          <w:tcPr>
+            <w:tcW w:type="dxa" w:w="0"/>
+            <w:shd w:fill="FFFFFF" w:val="clear"/>
+            <w:tcMar>
+              <w:top w:type="dxa" w:w="80"/>
+              <w:left w:type="dxa" w:w="100"/>
+              <w:bottom w:type="dxa" w:w="80"/>
+              <w:right w:type="dxa" w:w="100"/>
+            </w:tcMar>
+          </w:tcPr>
+          <w:p>
+            <w:r>
+              <w:rPr>
+                <w:b w:val="false"/>
+                <w:bCs w:val="false"/>
+                <w:color w:val="222222"/>
+                <w:sz w:val="19"/>
+                <w:szCs w:val="19"/>
+              </w:rPr>
+              <w:t xml:space="preserve">Must</w:t>
             </w:r>
           </w:p>
         </w:tc>
@@ -2280,31 +2280,179 @@
                 <w:sz w:val="19"/>
                 <w:szCs w:val="19"/>
               </w:rPr>
-              <w:t xml:space="preserve">Data source / audit trail</w:t>
-            </w:r>
-          </w:p>
-        </w:tc>
-        <w:tc>
-          <w:tcPr>
-            <w:tcW w:type="dxa" w:w="0"/>
-            <w:shd w:fill="FFFFFF" w:val="clear"/>
-            <w:tcMar>
-              <w:top w:type="dxa" w:w="80"/>
-              <w:left w:type="dxa" w:w="100"/>
-              <w:bottom w:type="dxa" w:w="80"/>
-              <w:right w:type="dxa" w:w="100"/>
-            </w:tcMar>
-          </w:tcPr>
-          <w:p>
-            <w:r>
-              <w:rPr>
-                <w:b w:val="false"/>
-                <w:bCs w:val="false"/>
-                <w:color w:val="222222"/>
-                <w:sz w:val="19"/>
-                <w:szCs w:val="19"/>
-              </w:rPr>
-              <w:t xml:space="preserve">Log who entered each data point, when, and optional source document reference</w:t>
+              <w:t xml:space="preserve">Target vs. actual tracking</w:t>
+            </w:r>
+          </w:p>
+        </w:tc>
+        <w:tc>
+          <w:tcPr>
+            <w:tcW w:type="dxa" w:w="0"/>
+            <w:shd w:fill="FFFFFF" w:val="clear"/>
+            <w:tcMar>
+              <w:top w:type="dxa" w:w="80"/>
+              <w:left w:type="dxa" w:w="100"/>
+              <w:bottom w:type="dxa" w:w="80"/>
+              <w:right w:type="dxa" w:w="100"/>
+            </w:tcMar>
+          </w:tcPr>
+          <w:p>
+            <w:r>
+              <w:rPr>
+                <w:b w:val="false"/>
+                <w:bCs w:val="false"/>
+                <w:color w:val="222222"/>
+                <w:sz w:val="19"/>
+                <w:szCs w:val="19"/>
+              </w:rPr>
+              <w:t xml:space="preserve">Set performance targets per indicator and compare against the computed annual actual over time</w:t>
+            </w:r>
+          </w:p>
+        </w:tc>
+        <w:tc>
+          <w:tcPr>
+            <w:tcW w:type="dxa" w:w="0"/>
+            <w:shd w:fill="FFFFFF" w:val="clear"/>
+            <w:tcMar>
+              <w:top w:type="dxa" w:w="80"/>
+              <w:left w:type="dxa" w:w="100"/>
+              <w:bottom w:type="dxa" w:w="80"/>
+              <w:right w:type="dxa" w:w="100"/>
+            </w:tcMar>
+          </w:tcPr>
+          <w:p>
+            <w:r>
+              <w:rPr>
+                <w:b w:val="false"/>
+                <w:bCs w:val="false"/>
+                <w:color w:val="222222"/>
+                <w:sz w:val="19"/>
+                <w:szCs w:val="19"/>
+              </w:rPr>
+              <w:t xml:space="preserve">Must</w:t>
+            </w:r>
+          </w:p>
+        </w:tc>
+      </w:tr>
+      <w:tr>
+        <w:tc>
+          <w:tcPr>
+            <w:tcW w:type="dxa" w:w="0"/>
+            <w:shd w:fill="FFFFFF" w:val="clear"/>
+            <w:tcMar>
+              <w:top w:type="dxa" w:w="80"/>
+              <w:left w:type="dxa" w:w="100"/>
+              <w:bottom w:type="dxa" w:w="80"/>
+              <w:right w:type="dxa" w:w="100"/>
+            </w:tcMar>
+          </w:tcPr>
+          <w:p>
+            <w:r>
+              <w:rPr>
+                <w:b w:val="false"/>
+                <w:bCs w:val="false"/>
+                <w:color w:val="222222"/>
+                <w:sz w:val="19"/>
+                <w:szCs w:val="19"/>
+              </w:rPr>
+              <w:t xml:space="preserve">Pilot sector-specific [S] indicators</w:t>
+            </w:r>
+          </w:p>
+        </w:tc>
+        <w:tc>
+          <w:tcPr>
+            <w:tcW w:type="dxa" w:w="0"/>
+            <w:shd w:fill="FFFFFF" w:val="clear"/>
+            <w:tcMar>
+              <w:top w:type="dxa" w:w="80"/>
+              <w:left w:type="dxa" w:w="100"/>
+              <w:bottom w:type="dxa" w:w="80"/>
+              <w:right w:type="dxa" w:w="100"/>
+            </w:tcMar>
+          </w:tcPr>
+          <w:p>
+            <w:r>
+              <w:rPr>
+                <w:b w:val="false"/>
+                <w:bCs w:val="false"/>
+                <w:color w:val="222222"/>
+                <w:sz w:val="19"/>
+                <w:szCs w:val="19"/>
+              </w:rPr>
+              <w:t xml:space="preserve">One pilot sector module (e.g. Manufacturing) with additional relevant indicators</w:t>
+            </w:r>
+          </w:p>
+        </w:tc>
+        <w:tc>
+          <w:tcPr>
+            <w:tcW w:type="dxa" w:w="0"/>
+            <w:shd w:fill="FFFFFF" w:val="clear"/>
+            <w:tcMar>
+              <w:top w:type="dxa" w:w="80"/>
+              <w:left w:type="dxa" w:w="100"/>
+              <w:bottom w:type="dxa" w:w="80"/>
+              <w:right w:type="dxa" w:w="100"/>
+            </w:tcMar>
+          </w:tcPr>
+          <w:p>
+            <w:r>
+              <w:rPr>
+                <w:b w:val="false"/>
+                <w:bCs w:val="false"/>
+                <w:color w:val="222222"/>
+                <w:sz w:val="19"/>
+                <w:szCs w:val="19"/>
+              </w:rPr>
+              <w:t xml:space="preserve">Should</w:t>
+            </w:r>
+          </w:p>
+        </w:tc>
+      </w:tr>
+      <w:tr>
+        <w:tc>
+          <w:tcPr>
+            <w:tcW w:type="dxa" w:w="0"/>
+            <w:shd w:fill="FFFFFF" w:val="clear"/>
+            <w:tcMar>
+              <w:top w:type="dxa" w:w="80"/>
+              <w:left w:type="dxa" w:w="100"/>
+              <w:bottom w:type="dxa" w:w="80"/>
+              <w:right w:type="dxa" w:w="100"/>
+            </w:tcMar>
+          </w:tcPr>
+          <w:p>
+            <w:r>
+              <w:rPr>
+                <w:b w:val="false"/>
+                <w:bCs w:val="false"/>
+                <w:color w:val="222222"/>
+                <w:sz w:val="19"/>
+                <w:szCs w:val="19"/>
+              </w:rPr>
+              <w:t xml:space="preserve">Monthly drill-down / audit trail</w:t>
+            </w:r>
+          </w:p>
+        </w:tc>
+        <w:tc>
+          <w:tcPr>
+            <w:tcW w:type="dxa" w:w="0"/>
+            <w:shd w:fill="FFFFFF" w:val="clear"/>
+            <w:tcMar>
+              <w:top w:type="dxa" w:w="80"/>
+              <w:left w:type="dxa" w:w="100"/>
+              <w:bottom w:type="dxa" w:w="80"/>
+              <w:right w:type="dxa" w:w="100"/>
+            </w:tcMar>
+          </w:tcPr>
+          <w:p>
+            <w:r>
+              <w:rPr>
+                <w:b w:val="false"/>
+                <w:bCs w:val="false"/>
+                <w:color w:val="222222"/>
+                <w:sz w:val="19"/>
+                <w:szCs w:val="19"/>
+              </w:rPr>
+              <w:t xml:space="preserve">View the underlying monthly entries behind any computed annual figure, with entry source and timestamp</w:t>
             </w:r>
           </w:p>
         </w:tc>

--- a/PRD_SDG_ESG_Platform.docx
+++ b/PRD_SDG_ESG_Platform.docx
@@ -45,7 +45,7 @@
           <w:sz w:val="24"/>
           <w:szCs w:val="24"/>
         </w:rPr>
-        <w:t xml:space="preserve">A SEDG-aligned sustainability disclosure platform for Malaysian SMEs</w:t>
+        <w:t xml:space="preserve">A SEDG-aligned sustainability disclosure &amp; reporting-operations platform for Malaysia</w:t>
       </w:r>
     </w:p>
     <w:p>
@@ -87,7 +87,7 @@
           <w:sz w:val="20"/>
           <w:szCs w:val="20"/>
         </w:rPr>
-        <w:t xml:space="preserve">Version 1.0 — July 2026</w:t>
+        <w:t xml:space="preserve">Version 1.1 — August 2026</w:t>
       </w:r>
     </w:p>
     <w:p>
@@ -325,7 +325,7 @@
                 <w:sz w:val="19"/>
                 <w:szCs w:val="19"/>
               </w:rPr>
-              <w:t xml:space="preserve">1.0</w:t>
+              <w:t xml:space="preserve">1.1</w:t>
             </w:r>
           </w:p>
         </w:tc>
@@ -375,7 +375,7 @@
                 <w:sz w:val="19"/>
                 <w:szCs w:val="19"/>
               </w:rPr>
-              <w:t xml:space="preserve">July 2026</w:t>
+              <w:t xml:space="preserve">August 2026</w:t>
             </w:r>
           </w:p>
         </w:tc>
@@ -426,6 +426,56 @@
                 <w:szCs w:val="19"/>
               </w:rPr>
               <w:t xml:space="preserve">Sarvess</w:t>
+            </w:r>
+          </w:p>
+        </w:tc>
+      </w:tr>
+      <w:tr>
+        <w:tc>
+          <w:tcPr>
+            <w:tcW w:type="dxa" w:w="0"/>
+            <w:shd w:fill="FFFFFF" w:val="clear"/>
+            <w:tcMar>
+              <w:top w:type="dxa" w:w="80"/>
+              <w:left w:type="dxa" w:w="100"/>
+              <w:bottom w:type="dxa" w:w="80"/>
+              <w:right w:type="dxa" w:w="100"/>
+            </w:tcMar>
+          </w:tcPr>
+          <w:p>
+            <w:r>
+              <w:rPr>
+                <w:b w:val="false"/>
+                <w:bCs w:val="false"/>
+                <w:color w:val="222222"/>
+                <w:sz w:val="19"/>
+                <w:szCs w:val="19"/>
+              </w:rPr>
+              <w:t xml:space="preserve">Change Note</w:t>
+            </w:r>
+          </w:p>
+        </w:tc>
+        <w:tc>
+          <w:tcPr>
+            <w:tcW w:type="dxa" w:w="0"/>
+            <w:shd w:fill="FFFFFF" w:val="clear"/>
+            <w:tcMar>
+              <w:top w:type="dxa" w:w="80"/>
+              <w:left w:type="dxa" w:w="100"/>
+              <w:bottom w:type="dxa" w:w="80"/>
+              <w:right w:type="dxa" w:w="100"/>
+            </w:tcMar>
+          </w:tcPr>
+          <w:p>
+            <w:r>
+              <w:rPr>
+                <w:b w:val="false"/>
+                <w:bCs w:val="false"/>
+                <w:color w:val="222222"/>
+                <w:sz w:val="19"/>
+                <w:szCs w:val="19"/>
+              </w:rPr>
+              <w:t xml:space="preserve">v1.1: Issuer-Ready repositioned as a reporting-operations layer (multi-department coordination, monthly tracking, audit trail) after confirming CSI is the free, mandatory, feature-rich compliance channel. Calculator-type features removed to avoid duplicating CSI.</w:t>
             </w:r>
           </w:p>
         </w:tc>
@@ -462,7 +512,7 @@
           <w:sz w:val="21"/>
           <w:szCs w:val="21"/>
         </w:rPr>
-        <w:t xml:space="preserve">A tiered SaaS platform covering the full spectrum of Malaysian ESG disclosure needs: from SMEs producing their first SEDG-aligned disclosure, through growing SMEs with recurring buyer/bank requests, up to Main Market and ACE Market listed issuers who need a data-management and assurance-readiness layer ahead of submitting through Bursa's mandatory Centralised Sustainability Intelligence (CSI) platform.</w:t>
+        <w:t xml:space="preserve">A tiered SaaS platform covering Malaysian ESG disclosure needs across two distinct value propositions: for SMEs (Starter, Growth), a guided disclosure tool that replaces spreadsheets and consultants for SEDG-aligned reporting; for listed issuers (Issuer-Ready), an internal reporting-operations layer that coordinates the departments who each hold a piece of the required data, so the company's own team can complete their mandatory CSI submission quickly and accurately.</w:t>
       </w:r>
     </w:p>
     <w:p>
@@ -475,7 +525,7 @@
           <w:sz w:val="21"/>
           <w:szCs w:val="21"/>
         </w:rPr>
-        <w:t xml:space="preserve">Positioning note: for listed issuers, Bursa's CSI platform is the mandatory, free, sole official reporting channel as of December 2025 — this product does not replace CSI. The Issuer-Ready plan's role is to be the internal workspace where sustainability teams collect, validate, assure, and organise data (including IFRS S1/S2 structured disclosures) before transferring the finalised output into CSI. That readiness-and-validation layer is where genuine product value exists for this segment.</w:t>
+        <w:t xml:space="preserve">Positioning note: Bursa's CSI platform is the mandatory, free, official reporting channel for listed issuers, and already includes a Scope 1/2 calculator and Scope 3 estimation tool. This product does not replace CSI and does not attempt to calculate emissions or make compliance judgments — both are already solved, for free, by Bursa. The product's value for issuers is entirely about the internal coordination problem CSI does not touch: getting HR, EHS, finance, and operations to each contribute their piece of the data, on time, in one tracked place, throughout the year — not scrambling by email in the weeks before the annual CSI session.</w:t>
       </w:r>
     </w:p>
     <w:p>
@@ -647,7 +697,7 @@
           <w:sz w:val="21"/>
           <w:szCs w:val="21"/>
         </w:rPr>
-        <w:t xml:space="preserve">Sustainability or finance team member at a Main Market or ACE Market listed issuer, responsible for coordinating IFRS S1/S2 data collection across departments and eventual CSI submission.</w:t>
+        <w:t xml:space="preserve">Sustainability or finance team member at a Main Market or ACE Market listed issuer, personally responsible for the company's CSI submission each year.</w:t>
       </w:r>
     </w:p>
     <w:p>
@@ -665,23 +715,7 @@
           <w:sz w:val="21"/>
           <w:szCs w:val="21"/>
         </w:rPr>
-        <w:t xml:space="preserve">Needs: a structured internal workspace with audit trail, multi-year tracking, assurance-ready documentation, and a clean CSI-compatible export, replacing scattered spreadsheets and email threads across departments.</w:t>
-      </w:r>
-    </w:p>
-    <w:p>
-      <w:pPr>
-        <w:pStyle w:val="Heading3"/>
-        <w:spacing w:after="100" w:before="200"/>
-      </w:pPr>
-      <w:r>
-        <w:rPr>
-          <w:b/>
-          <w:bCs/>
-          <w:color w:val="2E7D5B"/>
-          <w:sz w:val="21"/>
-          <w:szCs w:val="21"/>
-        </w:rPr>
-        <w:t xml:space="preserve">Persona 4 — Buyer / Data Requester (secondary, non-paying)</w:t>
+        <w:t xml:space="preserve">Does not need help calculating emissions or understanding what CSI wants — he needs help getting five other departments to send him their numbers on time, in a consistent format, without a two-week email chase every March.</w:t>
       </w:r>
     </w:p>
     <w:p>
@@ -699,7 +733,23 @@
           <w:sz w:val="21"/>
           <w:szCs w:val="21"/>
         </w:rPr>
-        <w:t xml:space="preserve">Procurement or sustainability team at a large issuer requesting supplier ESG data.</w:t>
+        <w:t xml:space="preserve">Needs: a shared internal system with named owners per matter, visible submission status, reminders, and a clean audit trail — so that when it's time to sit down in CSI, the data is already assembled.</w:t>
+      </w:r>
+    </w:p>
+    <w:p>
+      <w:pPr>
+        <w:pStyle w:val="Heading3"/>
+        <w:spacing w:after="100" w:before="200"/>
+      </w:pPr>
+      <w:r>
+        <w:rPr>
+          <w:b/>
+          <w:bCs/>
+          <w:color w:val="2E7D5B"/>
+          <w:sz w:val="21"/>
+          <w:szCs w:val="21"/>
+        </w:rPr>
+        <w:t xml:space="preserve">Persona 4 — Departmental Contributor ("Aisha", HR/EHS/Finance) — Issuer-Ready, secondary user</w:t>
       </w:r>
     </w:p>
     <w:p>
@@ -717,6 +767,76 @@
           <w:sz w:val="21"/>
           <w:szCs w:val="21"/>
         </w:rPr>
+        <w:t xml:space="preserve">Doesn't own the overall disclosure, just owns a handful of indicators relevant to her department (e.g. safety incidents, training hours).</w:t>
+      </w:r>
+    </w:p>
+    <w:p>
+      <w:pPr>
+        <w:pStyle w:val="ListParagraph"/>
+        <w:numPr>
+          <w:ilvl w:val="0"/>
+          <w:numId w:val="2"/>
+        </w:numPr>
+        <w:spacing w:after="80" w:line="270"/>
+      </w:pPr>
+      <w:r>
+        <w:rPr>
+          <w:color w:val="222222"/>
+          <w:sz w:val="21"/>
+          <w:szCs w:val="21"/>
+        </w:rPr>
+        <w:t xml:space="preserve">Needs: a simple, low-friction way to log her numbers monthly without needing to understand the broader compliance context.</w:t>
+      </w:r>
+    </w:p>
+    <w:p>
+      <w:pPr>
+        <w:pStyle w:val="Heading3"/>
+        <w:spacing w:after="100" w:before="200"/>
+      </w:pPr>
+      <w:r>
+        <w:rPr>
+          <w:b/>
+          <w:bCs/>
+          <w:color w:val="2E7D5B"/>
+          <w:sz w:val="21"/>
+          <w:szCs w:val="21"/>
+        </w:rPr>
+        <w:t xml:space="preserve">Persona 5 — Buyer / Data Requester (secondary, non-paying)</w:t>
+      </w:r>
+    </w:p>
+    <w:p>
+      <w:pPr>
+        <w:pStyle w:val="ListParagraph"/>
+        <w:numPr>
+          <w:ilvl w:val="0"/>
+          <w:numId w:val="2"/>
+        </w:numPr>
+        <w:spacing w:after="80" w:line="270"/>
+      </w:pPr>
+      <w:r>
+        <w:rPr>
+          <w:color w:val="222222"/>
+          <w:sz w:val="21"/>
+          <w:szCs w:val="21"/>
+        </w:rPr>
+        <w:t xml:space="preserve">Procurement or sustainability team at a large issuer requesting supplier ESG data.</w:t>
+      </w:r>
+    </w:p>
+    <w:p>
+      <w:pPr>
+        <w:pStyle w:val="ListParagraph"/>
+        <w:numPr>
+          <w:ilvl w:val="0"/>
+          <w:numId w:val="2"/>
+        </w:numPr>
+        <w:spacing w:after="80" w:line="270"/>
+      </w:pPr>
+      <w:r>
+        <w:rPr>
+          <w:color w:val="222222"/>
+          <w:sz w:val="21"/>
+          <w:szCs w:val="21"/>
+        </w:rPr>
         <w:t xml:space="preserve">Needs: a consistent, comparable data format across suppliers, served indirectly via the platform's export format.</w:t>
       </w:r>
     </w:p>
@@ -829,7 +949,7 @@
         <w:pStyle w:val="ListParagraph"/>
         <w:numPr>
           <w:ilvl w:val="0"/>
-          <w:numId w:val="2"/>
+          <w:numId w:val="3"/>
         </w:numPr>
         <w:spacing w:after="80" w:line="270"/>
       </w:pPr>
@@ -839,7 +959,7 @@
           <w:sz w:val="21"/>
           <w:szCs w:val="21"/>
         </w:rPr>
-        <w:t xml:space="preserve">Cover the complete Bursa-relevant disclosure landscape across three plans, so the product's ceiling is not artificially capped at SME scope.</w:t>
+        <w:t xml:space="preserve">For Issuer-Ready, measurably reduce the internal time an issuer's sustainability team spends assembling data before their annual CSI session — this is the plan's entire value proposition and should be the primary metric tracked with any design-partner issuer.</w:t>
       </w:r>
     </w:p>
     <w:p>
@@ -873,7 +993,7 @@
           <w:sz w:val="21"/>
           <w:szCs w:val="21"/>
         </w:rPr>
-        <w:t xml:space="preserve">Replacing or integrating directly with Bursa's CSI platform — no public integration channel exists; the Issuer-Ready plan is a pre-CSI readiness layer, not a submission channel.</w:t>
+        <w:t xml:space="preserve">Replacing or integrating directly with Bursa's CSI platform — no public integration channel exists; the Issuer-Ready plan is a pre-CSI coordination layer, not a submission channel.</w:t>
       </w:r>
     </w:p>
     <w:p>
@@ -891,7 +1011,7 @@
           <w:sz w:val="21"/>
           <w:szCs w:val="21"/>
         </w:rPr>
-        <w:t xml:space="preserve">Acting as the statutory system of record for a Sustainability Statement — issuers remain responsible for final CSI submission and statutory filing.</w:t>
+        <w:t xml:space="preserve">Calculating or estimating GHG emissions (Scope 1/2/3) in any form — CSI already provides a free Scope 1/2 calculator and FairSupply-based Scope 3 estimation. Building a competing calculator adds liability and support burden with no differentiation.</w:t>
       </w:r>
     </w:p>
     <w:p>
@@ -909,7 +1029,43 @@
           <w:sz w:val="21"/>
           <w:szCs w:val="21"/>
         </w:rPr>
-        <w:t xml:space="preserve">Performing the external assurance itself — the platform prepares assurance-ready documentation but does not replace a licensed assurance provider.</w:t>
+        <w:t xml:space="preserve">Acting as the statutory system of record for a Sustainability Statement — issuers remain responsible for final CSI submission and statutory filing.</w:t>
+      </w:r>
+    </w:p>
+    <w:p>
+      <w:pPr>
+        <w:pStyle w:val="ListParagraph"/>
+        <w:numPr>
+          <w:ilvl w:val="0"/>
+          <w:numId w:val="2"/>
+        </w:numPr>
+        <w:spacing w:after="80" w:line="270"/>
+      </w:pPr>
+      <w:r>
+        <w:rPr>
+          <w:color w:val="222222"/>
+          <w:sz w:val="21"/>
+          <w:szCs w:val="21"/>
+        </w:rPr>
+        <w:t xml:space="preserve">Performing external assurance itself — the platform prepares assurance-ready documentation but does not replace a licensed assurance provider.</w:t>
+      </w:r>
+    </w:p>
+    <w:p>
+      <w:pPr>
+        <w:pStyle w:val="ListParagraph"/>
+        <w:numPr>
+          <w:ilvl w:val="0"/>
+          <w:numId w:val="2"/>
+        </w:numPr>
+        <w:spacing w:after="80" w:line="270"/>
+      </w:pPr>
+      <w:r>
+        <w:rPr>
+          <w:color w:val="222222"/>
+          <w:sz w:val="21"/>
+          <w:szCs w:val="21"/>
+        </w:rPr>
+        <w:t xml:space="preserve">Making compliance or materiality judgment calls on the company's behalf — the platform organises and tracks data; the company's own team decides what is material and what is correct.</w:t>
       </w:r>
     </w:p>
     <w:p>
@@ -1083,7 +1239,7 @@
                 <w:sz w:val="19"/>
                 <w:szCs w:val="19"/>
               </w:rPr>
-              <w:t xml:space="preserve">Capture company size, sector, and reason for adoption (buyer request, bank request, voluntary)</w:t>
+              <w:t xml:space="preserve">Capture company size, sector, and reason for adoption (buyer request, bank request, voluntary, internal CSI-prep)</w:t>
             </w:r>
           </w:p>
         </w:tc>
@@ -1231,7 +1387,7 @@
                 <w:sz w:val="19"/>
                 <w:szCs w:val="19"/>
               </w:rPr>
-              <w:t xml:space="preserve">Choose Basic / Intermediate / Advanced maturity tier, mirroring SEDG</w:t>
+              <w:t xml:space="preserve">Choose Basic / Intermediate / Advanced maturity tier (Starter/Growth) or Issuer-Ready</w:t>
             </w:r>
           </w:p>
         </w:tc>
@@ -1490,7 +1646,7 @@
                 <w:sz w:val="19"/>
                 <w:szCs w:val="19"/>
               </w:rPr>
-              <w:t xml:space="preserve">Score the 11 common sustainability matters by impact and stakeholder influence</w:t>
+              <w:t xml:space="preserve">Score the applicable sustainability matters by impact and stakeholder influence</w:t>
             </w:r>
           </w:p>
         </w:tc>
@@ -2354,7 +2510,7 @@
                 <w:sz w:val="19"/>
                 <w:szCs w:val="19"/>
               </w:rPr>
-              <w:t xml:space="preserve">Pilot sector-specific [S] indicators</w:t>
+              <w:t xml:space="preserve">Pilot sector-specific indicators</w:t>
             </w:r>
           </w:p>
         </w:tc>
@@ -2711,7 +2867,7 @@
                 <w:sz w:val="19"/>
                 <w:szCs w:val="19"/>
               </w:rPr>
-              <w:t xml:space="preserve">At-a-glance view of completion status across the 11 matters</w:t>
+              <w:t xml:space="preserve">At-a-glance view of completion status across the applicable matters</w:t>
             </w:r>
           </w:p>
         </w:tc>
@@ -2970,7 +3126,7 @@
                 <w:sz w:val="19"/>
                 <w:szCs w:val="19"/>
               </w:rPr>
-              <w:t xml:space="preserve">Basic / Intermediate / Advanced pricing tiers, monthly or annual</w:t>
+              <w:t xml:space="preserve">Starter / Growth / Issuer-Ready pricing tiers, monthly or annual</w:t>
             </w:r>
           </w:p>
         </w:tc>
@@ -3087,7 +3243,7 @@
           <w:sz w:val="24"/>
           <w:szCs w:val="24"/>
         </w:rPr>
-        <w:t xml:space="preserve">5.7 Issuer-Ready Plan Features (IFRS S1/S2, complete Bursa coverage)</w:t>
+        <w:t xml:space="preserve">5.7 Issuer-Ready: Multi-Department Coordination Workflow (the plan's core feature)</w:t>
       </w:r>
     </w:p>
     <w:tbl>
@@ -3205,31 +3361,31 @@
                 <w:sz w:val="19"/>
                 <w:szCs w:val="19"/>
               </w:rPr>
-              <w:t xml:space="preserve">Market-aware matter set</w:t>
-            </w:r>
-          </w:p>
-        </w:tc>
-        <w:tc>
-          <w:tcPr>
-            <w:tcW w:type="dxa" w:w="0"/>
-            <w:shd w:fill="FFFFFF" w:val="clear"/>
-            <w:tcMar>
-              <w:top w:type="dxa" w:w="80"/>
-              <w:left w:type="dxa" w:w="100"/>
-              <w:bottom w:type="dxa" w:w="80"/>
-              <w:right w:type="dxa" w:w="100"/>
-            </w:tcMar>
-          </w:tcPr>
-          <w:p>
-            <w:r>
-              <w:rPr>
-                <w:b w:val="false"/>
-                <w:bCs w:val="false"/>
-                <w:color w:val="222222"/>
-                <w:sz w:val="19"/>
-                <w:szCs w:val="19"/>
-              </w:rPr>
-              <w:t xml:space="preserve">Auto-applies 9 Common Sustainability Matters for Main Market or 11 for ACE Market (9 + waste + emissions)</w:t>
+              <w:t xml:space="preserve">Matter/indicator assignment</w:t>
+            </w:r>
+          </w:p>
+        </w:tc>
+        <w:tc>
+          <w:tcPr>
+            <w:tcW w:type="dxa" w:w="0"/>
+            <w:shd w:fill="FFFFFF" w:val="clear"/>
+            <w:tcMar>
+              <w:top w:type="dxa" w:w="80"/>
+              <w:left w:type="dxa" w:w="100"/>
+              <w:bottom w:type="dxa" w:w="80"/>
+              <w:right w:type="dxa" w:w="100"/>
+            </w:tcMar>
+          </w:tcPr>
+          <w:p>
+            <w:r>
+              <w:rPr>
+                <w:b w:val="false"/>
+                <w:bCs w:val="false"/>
+                <w:color w:val="222222"/>
+                <w:sz w:val="19"/>
+                <w:szCs w:val="19"/>
+              </w:rPr>
+              <w:t xml:space="preserve">Assign each sustainability matter, or individual indicator, to a named departmental contributor (HR, EHS, finance, ops, etc.)</w:t>
             </w:r>
           </w:p>
         </w:tc>
@@ -3279,31 +3435,31 @@
                 <w:sz w:val="19"/>
                 <w:szCs w:val="19"/>
               </w:rPr>
-              <w:t xml:space="preserve">IFRS S1 general disclosures module</w:t>
-            </w:r>
-          </w:p>
-        </w:tc>
-        <w:tc>
-          <w:tcPr>
-            <w:tcW w:type="dxa" w:w="0"/>
-            <w:shd w:fill="FFFFFF" w:val="clear"/>
-            <w:tcMar>
-              <w:top w:type="dxa" w:w="80"/>
-              <w:left w:type="dxa" w:w="100"/>
-              <w:bottom w:type="dxa" w:w="80"/>
-              <w:right w:type="dxa" w:w="100"/>
-            </w:tcMar>
-          </w:tcPr>
-          <w:p>
-            <w:r>
-              <w:rPr>
-                <w:b w:val="false"/>
-                <w:bCs w:val="false"/>
-                <w:color w:val="222222"/>
-                <w:sz w:val="19"/>
-                <w:szCs w:val="19"/>
-              </w:rPr>
-              <w:t xml:space="preserve">Structured capture of material sustainability-related risks/opportunities per IFRS S1</w:t>
+              <w:t xml:space="preserve">Contributor status tracking</w:t>
+            </w:r>
+          </w:p>
+        </w:tc>
+        <w:tc>
+          <w:tcPr>
+            <w:tcW w:type="dxa" w:w="0"/>
+            <w:shd w:fill="FFFFFF" w:val="clear"/>
+            <w:tcMar>
+              <w:top w:type="dxa" w:w="80"/>
+              <w:left w:type="dxa" w:w="100"/>
+              <w:bottom w:type="dxa" w:w="80"/>
+              <w:right w:type="dxa" w:w="100"/>
+            </w:tcMar>
+          </w:tcPr>
+          <w:p>
+            <w:r>
+              <w:rPr>
+                <w:b w:val="false"/>
+                <w:bCs w:val="false"/>
+                <w:color w:val="222222"/>
+                <w:sz w:val="19"/>
+                <w:szCs w:val="19"/>
+              </w:rPr>
+              <w:t xml:space="preserve">A single view showing submission status per contributor per matter: Not Started / In Progress / Submitted / Reviewed</w:t>
             </w:r>
           </w:p>
         </w:tc>
@@ -3353,31 +3509,31 @@
                 <w:sz w:val="19"/>
                 <w:szCs w:val="19"/>
               </w:rPr>
-              <w:t xml:space="preserve">IFRS S2 climate module</w:t>
-            </w:r>
-          </w:p>
-        </w:tc>
-        <w:tc>
-          <w:tcPr>
-            <w:tcW w:type="dxa" w:w="0"/>
-            <w:shd w:fill="FFFFFF" w:val="clear"/>
-            <w:tcMar>
-              <w:top w:type="dxa" w:w="80"/>
-              <w:left w:type="dxa" w:w="100"/>
-              <w:bottom w:type="dxa" w:w="80"/>
-              <w:right w:type="dxa" w:w="100"/>
-            </w:tcMar>
-          </w:tcPr>
-          <w:p>
-            <w:r>
-              <w:rPr>
-                <w:b w:val="false"/>
-                <w:bCs w:val="false"/>
-                <w:color w:val="222222"/>
-                <w:sz w:val="19"/>
-                <w:szCs w:val="19"/>
-              </w:rPr>
-              <w:t xml:space="preserve">Governance, strategy, risk management, and metrics/targets for climate, absorbing what was formerly the standalone TCFD chapter</w:t>
+              <w:t xml:space="preserve">Automated reminders</w:t>
+            </w:r>
+          </w:p>
+        </w:tc>
+        <w:tc>
+          <w:tcPr>
+            <w:tcW w:type="dxa" w:w="0"/>
+            <w:shd w:fill="FFFFFF" w:val="clear"/>
+            <w:tcMar>
+              <w:top w:type="dxa" w:w="80"/>
+              <w:left w:type="dxa" w:w="100"/>
+              <w:bottom w:type="dxa" w:w="80"/>
+              <w:right w:type="dxa" w:w="100"/>
+            </w:tcMar>
+          </w:tcPr>
+          <w:p>
+            <w:r>
+              <w:rPr>
+                <w:b w:val="false"/>
+                <w:bCs w:val="false"/>
+                <w:color w:val="222222"/>
+                <w:sz w:val="19"/>
+                <w:szCs w:val="19"/>
+              </w:rPr>
+              <w:t xml:space="preserve">Scheduled reminder notifications (email) to contributors with outstanding items ahead of a set internal deadline</w:t>
             </w:r>
           </w:p>
         </w:tc>
@@ -3427,31 +3583,31 @@
                 <w:sz w:val="19"/>
                 <w:szCs w:val="19"/>
               </w:rPr>
-              <w:t xml:space="preserve">Full Scope 1/2/3 GHG tracking</w:t>
-            </w:r>
-          </w:p>
-        </w:tc>
-        <w:tc>
-          <w:tcPr>
-            <w:tcW w:type="dxa" w:w="0"/>
-            <w:shd w:fill="FFFFFF" w:val="clear"/>
-            <w:tcMar>
-              <w:top w:type="dxa" w:w="80"/>
-              <w:left w:type="dxa" w:w="100"/>
-              <w:bottom w:type="dxa" w:w="80"/>
-              <w:right w:type="dxa" w:w="100"/>
-            </w:tcMar>
-          </w:tcPr>
-          <w:p>
-            <w:r>
-              <w:rPr>
-                <w:b w:val="false"/>
-                <w:bCs w:val="false"/>
-                <w:color w:val="222222"/>
-                <w:sz w:val="19"/>
-                <w:szCs w:val="19"/>
-              </w:rPr>
-              <w:t xml:space="preserve">Including climate-first transition relief handling and principal-business-segment scoping</w:t>
+              <w:t xml:space="preserve">Contributor-scoped access</w:t>
+            </w:r>
+          </w:p>
+        </w:tc>
+        <w:tc>
+          <w:tcPr>
+            <w:tcW w:type="dxa" w:w="0"/>
+            <w:shd w:fill="FFFFFF" w:val="clear"/>
+            <w:tcMar>
+              <w:top w:type="dxa" w:w="80"/>
+              <w:left w:type="dxa" w:w="100"/>
+              <w:bottom w:type="dxa" w:w="80"/>
+              <w:right w:type="dxa" w:w="100"/>
+            </w:tcMar>
+          </w:tcPr>
+          <w:p>
+            <w:r>
+              <w:rPr>
+                <w:b w:val="false"/>
+                <w:bCs w:val="false"/>
+                <w:color w:val="222222"/>
+                <w:sz w:val="19"/>
+                <w:szCs w:val="19"/>
+              </w:rPr>
+              <w:t xml:space="preserve">Each contributor sees and edits only their assigned matters/indicators, not the full company disclosure</w:t>
             </w:r>
           </w:p>
         </w:tc>
@@ -3501,31 +3657,31 @@
                 <w:sz w:val="19"/>
                 <w:szCs w:val="19"/>
               </w:rPr>
-              <w:t xml:space="preserve">Assurance-readiness workspace</w:t>
-            </w:r>
-          </w:p>
-        </w:tc>
-        <w:tc>
-          <w:tcPr>
-            <w:tcW w:type="dxa" w:w="0"/>
-            <w:shd w:fill="FFFFFF" w:val="clear"/>
-            <w:tcMar>
-              <w:top w:type="dxa" w:w="80"/>
-              <w:left w:type="dxa" w:w="100"/>
-              <w:bottom w:type="dxa" w:w="80"/>
-              <w:right w:type="dxa" w:w="100"/>
-            </w:tcMar>
-          </w:tcPr>
-          <w:p>
-            <w:r>
-              <w:rPr>
-                <w:b w:val="false"/>
-                <w:bCs w:val="false"/>
-                <w:color w:val="222222"/>
-                <w:sz w:val="19"/>
-                <w:szCs w:val="19"/>
-              </w:rPr>
-              <w:t xml:space="preserve">Structured audit trail, internal review sign-off, and documentation packaging aligned to what external assurance providers require</w:t>
+              <w:t xml:space="preserve">Coordinator dashboard</w:t>
+            </w:r>
+          </w:p>
+        </w:tc>
+        <w:tc>
+          <w:tcPr>
+            <w:tcW w:type="dxa" w:w="0"/>
+            <w:shd w:fill="FFFFFF" w:val="clear"/>
+            <w:tcMar>
+              <w:top w:type="dxa" w:w="80"/>
+              <w:left w:type="dxa" w:w="100"/>
+              <w:bottom w:type="dxa" w:w="80"/>
+              <w:right w:type="dxa" w:w="100"/>
+            </w:tcMar>
+          </w:tcPr>
+          <w:p>
+            <w:r>
+              <w:rPr>
+                <w:b w:val="false"/>
+                <w:bCs w:val="false"/>
+                <w:color w:val="222222"/>
+                <w:sz w:val="19"/>
+                <w:szCs w:val="19"/>
+              </w:rPr>
+              <w:t xml:space="preserve">The Issuer Admin's single view of overall readiness: % complete by department, overdue items flagged</w:t>
             </w:r>
           </w:p>
         </w:tc>
@@ -3575,31 +3731,31 @@
                 <w:sz w:val="19"/>
                 <w:szCs w:val="19"/>
               </w:rPr>
-              <w:t xml:space="preserve">CSI-compatible export</w:t>
-            </w:r>
-          </w:p>
-        </w:tc>
-        <w:tc>
-          <w:tcPr>
-            <w:tcW w:type="dxa" w:w="0"/>
-            <w:shd w:fill="FFFFFF" w:val="clear"/>
-            <w:tcMar>
-              <w:top w:type="dxa" w:w="80"/>
-              <w:left w:type="dxa" w:w="100"/>
-              <w:bottom w:type="dxa" w:w="80"/>
-              <w:right w:type="dxa" w:w="100"/>
-            </w:tcMar>
-          </w:tcPr>
-          <w:p>
-            <w:r>
-              <w:rPr>
-                <w:b w:val="false"/>
-                <w:bCs w:val="false"/>
-                <w:color w:val="222222"/>
-                <w:sz w:val="19"/>
-                <w:szCs w:val="19"/>
-              </w:rPr>
-              <w:t xml:space="preserve">Generates output structured to match Bursa's CSI data requirements for manual transfer into CSI by the issuer's team</w:t>
+              <w:t xml:space="preserve">Market-aware matter checklist</w:t>
+            </w:r>
+          </w:p>
+        </w:tc>
+        <w:tc>
+          <w:tcPr>
+            <w:tcW w:type="dxa" w:w="0"/>
+            <w:shd w:fill="FFFFFF" w:val="clear"/>
+            <w:tcMar>
+              <w:top w:type="dxa" w:w="80"/>
+              <w:left w:type="dxa" w:w="100"/>
+              <w:bottom w:type="dxa" w:w="80"/>
+              <w:right w:type="dxa" w:w="100"/>
+            </w:tcMar>
+          </w:tcPr>
+          <w:p>
+            <w:r>
+              <w:rPr>
+                <w:b w:val="false"/>
+                <w:bCs w:val="false"/>
+                <w:color w:val="222222"/>
+                <w:sz w:val="19"/>
+                <w:szCs w:val="19"/>
+              </w:rPr>
+              <w:t xml:space="preserve">Auto-applies the 9-matter (Main Market) or 11-matter (ACE Market) checklist as the internal data-collection structure — used as an organising checklist, not a compliance calculation</w:t>
             </w:r>
           </w:p>
         </w:tc>
@@ -3624,6 +3780,117 @@
                 <w:szCs w:val="19"/>
               </w:rPr>
               <w:t xml:space="preserve">Must</w:t>
+            </w:r>
+          </w:p>
+        </w:tc>
+      </w:tr>
+    </w:tbl>
+    <w:p>
+      <w:pPr>
+        <w:pStyle w:val="Heading2"/>
+        <w:spacing w:after="150" w:before="300"/>
+      </w:pPr>
+      <w:r>
+        <w:rPr>
+          <w:b/>
+          <w:bCs/>
+          <w:color w:val="1F3A5F"/>
+          <w:sz w:val="24"/>
+          <w:szCs w:val="24"/>
+        </w:rPr>
+        <w:t xml:space="preserve">5.8 Issuer-Ready: Assurance-Readiness &amp; CSI-Prep Export</w:t>
+      </w:r>
+    </w:p>
+    <w:tbl>
+      <w:tblPr>
+        <w:tblW w:type="dxa" w:w="9000"/>
+        <w:tblBorders>
+          <w:top w:val="single" w:color="auto" w:sz="4"/>
+          <w:left w:val="single" w:color="auto" w:sz="4"/>
+          <w:bottom w:val="single" w:color="auto" w:sz="4"/>
+          <w:right w:val="single" w:color="auto" w:sz="4"/>
+          <w:insideH w:val="single" w:color="auto" w:sz="4"/>
+          <w:insideV w:val="single" w:color="auto" w:sz="4"/>
+        </w:tblBorders>
+      </w:tblPr>
+      <w:tblGrid>
+        <w:gridCol w:w="2400"/>
+        <w:gridCol w:w="5100"/>
+        <w:gridCol w:w="1500"/>
+      </w:tblGrid>
+      <w:tr>
+        <w:trPr>
+          <w:tblHeader/>
+        </w:trPr>
+        <w:tc>
+          <w:tcPr>
+            <w:tcW w:type="dxa" w:w="0"/>
+            <w:shd w:fill="1F3A5F" w:val="clear"/>
+            <w:tcMar>
+              <w:top w:type="dxa" w:w="80"/>
+              <w:left w:type="dxa" w:w="100"/>
+              <w:bottom w:type="dxa" w:w="80"/>
+              <w:right w:type="dxa" w:w="100"/>
+            </w:tcMar>
+          </w:tcPr>
+          <w:p>
+            <w:r>
+              <w:rPr>
+                <w:b/>
+                <w:bCs/>
+                <w:color w:val="FFFFFF"/>
+                <w:sz w:val="19"/>
+                <w:szCs w:val="19"/>
+              </w:rPr>
+              <w:t xml:space="preserve">Feature</w:t>
+            </w:r>
+          </w:p>
+        </w:tc>
+        <w:tc>
+          <w:tcPr>
+            <w:tcW w:type="dxa" w:w="0"/>
+            <w:shd w:fill="1F3A5F" w:val="clear"/>
+            <w:tcMar>
+              <w:top w:type="dxa" w:w="80"/>
+              <w:left w:type="dxa" w:w="100"/>
+              <w:bottom w:type="dxa" w:w="80"/>
+              <w:right w:type="dxa" w:w="100"/>
+            </w:tcMar>
+          </w:tcPr>
+          <w:p>
+            <w:r>
+              <w:rPr>
+                <w:b/>
+                <w:bCs/>
+                <w:color w:val="FFFFFF"/>
+                <w:sz w:val="19"/>
+                <w:szCs w:val="19"/>
+              </w:rPr>
+              <w:t xml:space="preserve">Description</w:t>
+            </w:r>
+          </w:p>
+        </w:tc>
+        <w:tc>
+          <w:tcPr>
+            <w:tcW w:type="dxa" w:w="0"/>
+            <w:shd w:fill="1F3A5F" w:val="clear"/>
+            <w:tcMar>
+              <w:top w:type="dxa" w:w="80"/>
+              <w:left w:type="dxa" w:w="100"/>
+              <w:bottom w:type="dxa" w:w="80"/>
+              <w:right w:type="dxa" w:w="100"/>
+            </w:tcMar>
+          </w:tcPr>
+          <w:p>
+            <w:r>
+              <w:rPr>
+                <w:b/>
+                <w:bCs/>
+                <w:color w:val="FFFFFF"/>
+                <w:sz w:val="19"/>
+                <w:szCs w:val="19"/>
+              </w:rPr>
+              <w:t xml:space="preserve">Priority</w:t>
             </w:r>
           </w:p>
         </w:tc>
@@ -3649,55 +3916,55 @@
                 <w:sz w:val="19"/>
                 <w:szCs w:val="19"/>
               </w:rPr>
-              <w:t xml:space="preserve">Multi-sector indicator library</w:t>
-            </w:r>
-          </w:p>
-        </w:tc>
-        <w:tc>
-          <w:tcPr>
-            <w:tcW w:type="dxa" w:w="0"/>
-            <w:shd w:fill="FFFFFF" w:val="clear"/>
-            <w:tcMar>
-              <w:top w:type="dxa" w:w="80"/>
-              <w:left w:type="dxa" w:w="100"/>
-              <w:bottom w:type="dxa" w:w="80"/>
-              <w:right w:type="dxa" w:w="100"/>
-            </w:tcMar>
-          </w:tcPr>
-          <w:p>
-            <w:r>
-              <w:rPr>
-                <w:b w:val="false"/>
-                <w:bCs w:val="false"/>
-                <w:color w:val="222222"/>
-                <w:sz w:val="19"/>
-                <w:szCs w:val="19"/>
-              </w:rPr>
-              <w:t xml:space="preserve">Full Bursa sector classification coverage, not limited to one pilot sector</w:t>
-            </w:r>
-          </w:p>
-        </w:tc>
-        <w:tc>
-          <w:tcPr>
-            <w:tcW w:type="dxa" w:w="0"/>
-            <w:shd w:fill="FFFFFF" w:val="clear"/>
-            <w:tcMar>
-              <w:top w:type="dxa" w:w="80"/>
-              <w:left w:type="dxa" w:w="100"/>
-              <w:bottom w:type="dxa" w:w="80"/>
-              <w:right w:type="dxa" w:w="100"/>
-            </w:tcMar>
-          </w:tcPr>
-          <w:p>
-            <w:r>
-              <w:rPr>
-                <w:b w:val="false"/>
-                <w:bCs w:val="false"/>
-                <w:color w:val="222222"/>
-                <w:sz w:val="19"/>
-                <w:szCs w:val="19"/>
-              </w:rPr>
-              <w:t xml:space="preserve">Should</w:t>
+              <w:t xml:space="preserve">Assurance-readiness workspace</w:t>
+            </w:r>
+          </w:p>
+        </w:tc>
+        <w:tc>
+          <w:tcPr>
+            <w:tcW w:type="dxa" w:w="0"/>
+            <w:shd w:fill="FFFFFF" w:val="clear"/>
+            <w:tcMar>
+              <w:top w:type="dxa" w:w="80"/>
+              <w:left w:type="dxa" w:w="100"/>
+              <w:bottom w:type="dxa" w:w="80"/>
+              <w:right w:type="dxa" w:w="100"/>
+            </w:tcMar>
+          </w:tcPr>
+          <w:p>
+            <w:r>
+              <w:rPr>
+                <w:b w:val="false"/>
+                <w:bCs w:val="false"/>
+                <w:color w:val="222222"/>
+                <w:sz w:val="19"/>
+                <w:szCs w:val="19"/>
+              </w:rPr>
+              <w:t xml:space="preserve">Internal review sign-off, full audit trail per indicator, supporting-document attachments — prepares the company for external assurance without performing it</w:t>
+            </w:r>
+          </w:p>
+        </w:tc>
+        <w:tc>
+          <w:tcPr>
+            <w:tcW w:type="dxa" w:w="0"/>
+            <w:shd w:fill="FFFFFF" w:val="clear"/>
+            <w:tcMar>
+              <w:top w:type="dxa" w:w="80"/>
+              <w:left w:type="dxa" w:w="100"/>
+              <w:bottom w:type="dxa" w:w="80"/>
+              <w:right w:type="dxa" w:w="100"/>
+            </w:tcMar>
+          </w:tcPr>
+          <w:p>
+            <w:r>
+              <w:rPr>
+                <w:b w:val="false"/>
+                <w:bCs w:val="false"/>
+                <w:color w:val="222222"/>
+                <w:sz w:val="19"/>
+                <w:szCs w:val="19"/>
+              </w:rPr>
+              <w:t xml:space="preserve">Must</w:t>
             </w:r>
           </w:p>
         </w:tc>
@@ -3723,31 +3990,105 @@
                 <w:sz w:val="19"/>
                 <w:szCs w:val="19"/>
               </w:rPr>
-              <w:t xml:space="preserve">Multi-department contributor roles</w:t>
-            </w:r>
-          </w:p>
-        </w:tc>
-        <w:tc>
-          <w:tcPr>
-            <w:tcW w:type="dxa" w:w="0"/>
-            <w:shd w:fill="FFFFFF" w:val="clear"/>
-            <w:tcMar>
-              <w:top w:type="dxa" w:w="80"/>
-              <w:left w:type="dxa" w:w="100"/>
-              <w:bottom w:type="dxa" w:w="80"/>
-              <w:right w:type="dxa" w:w="100"/>
-            </w:tcMar>
-          </w:tcPr>
-          <w:p>
-            <w:r>
-              <w:rPr>
-                <w:b w:val="false"/>
-                <w:bCs w:val="false"/>
-                <w:color w:val="222222"/>
-                <w:sz w:val="19"/>
-                <w:szCs w:val="19"/>
-              </w:rPr>
-              <w:t xml:space="preserve">Allow multiple internal contributors (e.g. HR, EHS, finance) to own specific matters within one issuer account</w:t>
+              <w:t xml:space="preserve">CSI-structure export</w:t>
+            </w:r>
+          </w:p>
+        </w:tc>
+        <w:tc>
+          <w:tcPr>
+            <w:tcW w:type="dxa" w:w="0"/>
+            <w:shd w:fill="FFFFFF" w:val="clear"/>
+            <w:tcMar>
+              <w:top w:type="dxa" w:w="80"/>
+              <w:left w:type="dxa" w:w="100"/>
+              <w:bottom w:type="dxa" w:w="80"/>
+              <w:right w:type="dxa" w:w="100"/>
+            </w:tcMar>
+          </w:tcPr>
+          <w:p>
+            <w:r>
+              <w:rPr>
+                <w:b w:val="false"/>
+                <w:bCs w:val="false"/>
+                <w:color w:val="222222"/>
+                <w:sz w:val="19"/>
+                <w:szCs w:val="19"/>
+              </w:rPr>
+              <w:t xml:space="preserve">A checklist-style export organised to match what CSI will ask for, so the person doing final CSI entry can work from an assembled, validated list rather than hunting across departments. Explicitly does not calculate, submit, or connect to CSI directly.</w:t>
+            </w:r>
+          </w:p>
+        </w:tc>
+        <w:tc>
+          <w:tcPr>
+            <w:tcW w:type="dxa" w:w="0"/>
+            <w:shd w:fill="FFFFFF" w:val="clear"/>
+            <w:tcMar>
+              <w:top w:type="dxa" w:w="80"/>
+              <w:left w:type="dxa" w:w="100"/>
+              <w:bottom w:type="dxa" w:w="80"/>
+              <w:right w:type="dxa" w:w="100"/>
+            </w:tcMar>
+          </w:tcPr>
+          <w:p>
+            <w:r>
+              <w:rPr>
+                <w:b w:val="false"/>
+                <w:bCs w:val="false"/>
+                <w:color w:val="222222"/>
+                <w:sz w:val="19"/>
+                <w:szCs w:val="19"/>
+              </w:rPr>
+              <w:t xml:space="preserve">Must</w:t>
+            </w:r>
+          </w:p>
+        </w:tc>
+      </w:tr>
+      <w:tr>
+        <w:tc>
+          <w:tcPr>
+            <w:tcW w:type="dxa" w:w="0"/>
+            <w:shd w:fill="FFFFFF" w:val="clear"/>
+            <w:tcMar>
+              <w:top w:type="dxa" w:w="80"/>
+              <w:left w:type="dxa" w:w="100"/>
+              <w:bottom w:type="dxa" w:w="80"/>
+              <w:right w:type="dxa" w:w="100"/>
+            </w:tcMar>
+          </w:tcPr>
+          <w:p>
+            <w:r>
+              <w:rPr>
+                <w:b w:val="false"/>
+                <w:bCs w:val="false"/>
+                <w:color w:val="222222"/>
+                <w:sz w:val="19"/>
+                <w:szCs w:val="19"/>
+              </w:rPr>
+              <w:t xml:space="preserve">Multi-sector indicator library</w:t>
+            </w:r>
+          </w:p>
+        </w:tc>
+        <w:tc>
+          <w:tcPr>
+            <w:tcW w:type="dxa" w:w="0"/>
+            <w:shd w:fill="FFFFFF" w:val="clear"/>
+            <w:tcMar>
+              <w:top w:type="dxa" w:w="80"/>
+              <w:left w:type="dxa" w:w="100"/>
+              <w:bottom w:type="dxa" w:w="80"/>
+              <w:right w:type="dxa" w:w="100"/>
+            </w:tcMar>
+          </w:tcPr>
+          <w:p>
+            <w:r>
+              <w:rPr>
+                <w:b w:val="false"/>
+                <w:bCs w:val="false"/>
+                <w:color w:val="222222"/>
+                <w:sz w:val="19"/>
+                <w:szCs w:val="19"/>
+              </w:rPr>
+              <w:t xml:space="preserve">Full Bursa sector classification coverage as an organising structure, not limited to one pilot sector</w:t>
             </w:r>
           </w:p>
         </w:tc>
@@ -4153,55 +4494,55 @@
                 <w:sz w:val="19"/>
                 <w:szCs w:val="19"/>
               </w:rPr>
-              <w:t xml:space="preserve">Main/ACE Market issuers, large non-listed companies</w:t>
-            </w:r>
-          </w:p>
-        </w:tc>
-        <w:tc>
-          <w:tcPr>
-            <w:tcW w:type="dxa" w:w="0"/>
-            <w:shd w:fill="FFFFFF" w:val="clear"/>
-            <w:tcMar>
-              <w:top w:type="dxa" w:w="80"/>
-              <w:left w:type="dxa" w:w="100"/>
-              <w:bottom w:type="dxa" w:w="80"/>
-              <w:right w:type="dxa" w:w="100"/>
-            </w:tcMar>
-          </w:tcPr>
-          <w:p>
-            <w:r>
-              <w:rPr>
-                <w:b w:val="false"/>
-                <w:bCs w:val="false"/>
-                <w:color w:val="222222"/>
-                <w:sz w:val="19"/>
-                <w:szCs w:val="19"/>
-              </w:rPr>
-              <w:t xml:space="preserve">IFRS S1/S2, full Scope 1-3, assurance-readiness, CSI-compatible export, multi-sector</w:t>
-            </w:r>
-          </w:p>
-        </w:tc>
-        <w:tc>
-          <w:tcPr>
-            <w:tcW w:type="dxa" w:w="0"/>
-            <w:shd w:fill="FFFFFF" w:val="clear"/>
-            <w:tcMar>
-              <w:top w:type="dxa" w:w="80"/>
-              <w:left w:type="dxa" w:w="100"/>
-              <w:bottom w:type="dxa" w:w="80"/>
-              <w:right w:type="dxa" w:w="100"/>
-            </w:tcMar>
-          </w:tcPr>
-          <w:p>
-            <w:r>
-              <w:rPr>
-                <w:b w:val="false"/>
-                <w:bCs w:val="false"/>
-                <w:color w:val="222222"/>
-                <w:sz w:val="19"/>
-                <w:szCs w:val="19"/>
-              </w:rPr>
-              <w:t xml:space="preserve">1,500–4,000+</w:t>
+              <w:t xml:space="preserve">Main/ACE Market issuers needing internal CSI-prep coordination</w:t>
+            </w:r>
+          </w:p>
+        </w:tc>
+        <w:tc>
+          <w:tcPr>
+            <w:tcW w:type="dxa" w:w="0"/>
+            <w:shd w:fill="FFFFFF" w:val="clear"/>
+            <w:tcMar>
+              <w:top w:type="dxa" w:w="80"/>
+              <w:left w:type="dxa" w:w="100"/>
+              <w:bottom w:type="dxa" w:w="80"/>
+              <w:right w:type="dxa" w:w="100"/>
+            </w:tcMar>
+          </w:tcPr>
+          <w:p>
+            <w:r>
+              <w:rPr>
+                <w:b w:val="false"/>
+                <w:bCs w:val="false"/>
+                <w:color w:val="222222"/>
+                <w:sz w:val="19"/>
+                <w:szCs w:val="19"/>
+              </w:rPr>
+              <w:t xml:space="preserve">Multi-department workflow, monthly tracking, materiality/governance, audit trail, CSI-structure export</w:t>
+            </w:r>
+          </w:p>
+        </w:tc>
+        <w:tc>
+          <w:tcPr>
+            <w:tcW w:type="dxa" w:w="0"/>
+            <w:shd w:fill="FFFFFF" w:val="clear"/>
+            <w:tcMar>
+              <w:top w:type="dxa" w:w="80"/>
+              <w:left w:type="dxa" w:w="100"/>
+              <w:bottom w:type="dxa" w:w="80"/>
+              <w:right w:type="dxa" w:w="100"/>
+            </w:tcMar>
+          </w:tcPr>
+          <w:p>
+            <w:r>
+              <w:rPr>
+                <w:b w:val="false"/>
+                <w:bCs w:val="false"/>
+                <w:color w:val="222222"/>
+                <w:sz w:val="19"/>
+                <w:szCs w:val="19"/>
+              </w:rPr>
+              <w:t xml:space="preserve">800–2,000, Contact Sales</w:t>
             </w:r>
           </w:p>
         </w:tc>
@@ -4217,7 +4558,7 @@
           <w:sz w:val="21"/>
           <w:szCs w:val="21"/>
         </w:rPr>
-        <w:t xml:space="preserve">Issuer-Ready pricing sits at enterprise SaaS levels reflecting its scope and buyer profile; it should be validated with 1–2 design-partner issuers before being finalised. Starter/Growth pricing should be validated with pilot SME customers per the BRD's success metrics gate.</w:t>
+        <w:t xml:space="preserve">Issuer-Ready pricing is revised downward from the original 1,500-4,000+ range now that the plan's scope excludes calculation/compliance tooling and is explicitly a coordination layer — validate directly with 1-2 design-partner issuers before finalising, and be prepared for this to land lower still if the coordination-only value prop doesn't clear an issuer's procurement bar at enterprise-software pricing. Starter/Growth pricing should be validated per the BRD's success metrics gate.</w:t>
       </w:r>
     </w:p>
     <w:p>
@@ -4405,7 +4746,7 @@
           <w:sz w:val="21"/>
           <w:szCs w:val="21"/>
         </w:rPr>
-        <w:t xml:space="preserve">Phase 4 — Issuer-Ready Plan (Months 15+, gated on SME traction and/or a design-partner issuer)</w:t>
+        <w:t xml:space="preserve">Phase 4 — Issuer-Ready Discovery (gated, before any build)</w:t>
       </w:r>
     </w:p>
     <w:p>
@@ -4423,7 +4764,7 @@
           <w:sz w:val="21"/>
           <w:szCs w:val="21"/>
         </w:rPr>
-        <w:t xml:space="preserve">IFRS S1/S2 modules, full Scope 1-3, assurance-readiness workspace, CSI-compatible export, multi-sector coverage.</w:t>
+        <w:t xml:space="preserve">Before writing code: validate the coordination-pain hypothesis directly with 1-2 candidate issuer sustainability managers. Confirm they genuinely lack an internal system today (not just assume it from outside), and that they'd value a coordination tool enough to pay for it, separate from CSI.</w:t>
       </w:r>
     </w:p>
     <w:p>
@@ -4441,23 +4782,23 @@
           <w:sz w:val="21"/>
           <w:szCs w:val="21"/>
         </w:rPr>
-        <w:t xml:space="preserve">This phase should not start until either SME revenue funds it, or a listed-issuer design partner is secured — the scope here is materially larger than Starter/Growth and mis-sequencing it risks repeating the multi-project focus problem from prior ventures.</w:t>
-      </w:r>
-    </w:p>
-    <w:p>
-      <w:pPr>
-        <w:pStyle w:val="Heading1"/>
-        <w:spacing w:after="200" w:before="400"/>
+        <w:t xml:space="preserve">Do not proceed to build if discovery shows issuers already solve this adequately with generic tools (e.g. a shared spreadsheet or existing project-management software) — that would mean the wedge isn't there.</w:t>
+      </w:r>
+    </w:p>
+    <w:p>
+      <w:pPr>
+        <w:pStyle w:val="Heading3"/>
+        <w:spacing w:after="100" w:before="200"/>
       </w:pPr>
       <w:r>
         <w:rPr>
           <w:b/>
           <w:bCs/>
-          <w:color w:val="1F3A5F"/>
-          <w:sz w:val="30"/>
-          <w:szCs w:val="30"/>
-        </w:rPr>
-        <w:t xml:space="preserve">8. Success Metrics / KPIs</w:t>
+          <w:color w:val="2E7D5B"/>
+          <w:sz w:val="21"/>
+          <w:szCs w:val="21"/>
+        </w:rPr>
+        <w:t xml:space="preserve">Phase 5 — Issuer-Ready Build (only if Phase 4 validates)</w:t>
       </w:r>
     </w:p>
     <w:p>
@@ -4475,7 +4816,7 @@
           <w:sz w:val="21"/>
           <w:szCs w:val="21"/>
         </w:rPr>
-        <w:t xml:space="preserve">Activation: % of signups completing materiality assessment within 7 days.</w:t>
+        <w:t xml:space="preserve">Multi-department coordination workflow, monthly tracking, materiality/governance for issuers, assurance-readiness workspace, CSI-structure export.</w:t>
       </w:r>
     </w:p>
     <w:p>
@@ -4493,7 +4834,23 @@
           <w:sz w:val="21"/>
           <w:szCs w:val="21"/>
         </w:rPr>
-        <w:t xml:space="preserve">Time-to-first-disclosure: median hours from signup to first completed export.</w:t>
+        <w:t xml:space="preserve">This phase should not start until either SME revenue funds it, or a design-partner issuer is secured and discovery is positive — mis-sequencing this risks repeating the multi-project focus problem from prior ventures, now compounded by a narrower value prop than originally assumed.</w:t>
+      </w:r>
+    </w:p>
+    <w:p>
+      <w:pPr>
+        <w:pStyle w:val="Heading1"/>
+        <w:spacing w:after="200" w:before="400"/>
+      </w:pPr>
+      <w:r>
+        <w:rPr>
+          <w:b/>
+          <w:bCs/>
+          <w:color w:val="1F3A5F"/>
+          <w:sz w:val="30"/>
+          <w:szCs w:val="30"/>
+        </w:rPr>
+        <w:t xml:space="preserve">8. Success Metrics / KPIs</w:t>
       </w:r>
     </w:p>
     <w:p>
@@ -4511,7 +4868,7 @@
           <w:sz w:val="21"/>
           <w:szCs w:val="21"/>
         </w:rPr>
-        <w:t xml:space="preserve">Paid conversion rate from pilot to paying tier.</w:t>
+        <w:t xml:space="preserve">Activation: % of signups completing materiality assessment within 7 days.</w:t>
       </w:r>
     </w:p>
     <w:p>
@@ -4529,7 +4886,7 @@
           <w:sz w:val="21"/>
           <w:szCs w:val="21"/>
         </w:rPr>
-        <w:t xml:space="preserve">Net revenue retention at 12 months.</w:t>
+        <w:t xml:space="preserve">Time-to-first-disclosure: median hours from signup to first completed export.</w:t>
       </w:r>
     </w:p>
     <w:p>
@@ -4547,23 +4904,7 @@
           <w:sz w:val="21"/>
           <w:szCs w:val="21"/>
         </w:rPr>
-        <w:t xml:space="preserve">Customer count and revenue vs. the Year 1/2/3 scenarios previously modelled.</w:t>
-      </w:r>
-    </w:p>
-    <w:p>
-      <w:pPr>
-        <w:pStyle w:val="Heading1"/>
-        <w:spacing w:after="200" w:before="400"/>
-      </w:pPr>
-      <w:r>
-        <w:rPr>
-          <w:b/>
-          <w:bCs/>
-          <w:color w:val="1F3A5F"/>
-          <w:sz w:val="30"/>
-          <w:szCs w:val="30"/>
-        </w:rPr>
-        <w:t xml:space="preserve">9. Open Questions</w:t>
+        <w:t xml:space="preserve">Paid conversion rate from pilot to paying tier.</w:t>
       </w:r>
     </w:p>
     <w:p>
@@ -4581,7 +4922,7 @@
           <w:sz w:val="21"/>
           <w:szCs w:val="21"/>
         </w:rPr>
-        <w:t xml:space="preserve">Which pilot sector should be the first sector-specific module — Manufacturing (largest SME base) or another sector with a clearer buyer-driven demand signal?</w:t>
+        <w:t xml:space="preserve">Net revenue retention at 12 months.</w:t>
       </w:r>
     </w:p>
     <w:p>
@@ -4599,7 +4940,7 @@
           <w:sz w:val="21"/>
           <w:szCs w:val="21"/>
         </w:rPr>
-        <w:t xml:space="preserve">Should consultant/auditor accounts be a Phase 1 acquisition channel rather than a later feature?</w:t>
+        <w:t xml:space="preserve">Customer count and revenue vs. the Year 1/2/3 scenarios previously modelled.</w:t>
       </w:r>
     </w:p>
     <w:p>
@@ -4617,7 +4958,95 @@
           <w:sz w:val="21"/>
           <w:szCs w:val="21"/>
         </w:rPr>
+        <w:t xml:space="preserve">Issuer-Ready specifically: measured reduction in a design-partner issuer's internal CSI-prep time (self-reported before/after), tracked before any further Issuer-Ready investment.</w:t>
+      </w:r>
+    </w:p>
+    <w:p>
+      <w:pPr>
+        <w:pStyle w:val="Heading1"/>
+        <w:spacing w:after="200" w:before="400"/>
+      </w:pPr>
+      <w:r>
+        <w:rPr>
+          <w:b/>
+          <w:bCs/>
+          <w:color w:val="1F3A5F"/>
+          <w:sz w:val="30"/>
+          <w:szCs w:val="30"/>
+        </w:rPr>
+        <w:t xml:space="preserve">9. Open Questions</w:t>
+      </w:r>
+    </w:p>
+    <w:p>
+      <w:pPr>
+        <w:pStyle w:val="ListParagraph"/>
+        <w:numPr>
+          <w:ilvl w:val="0"/>
+          <w:numId w:val="2"/>
+        </w:numPr>
+        <w:spacing w:after="80" w:line="270"/>
+      </w:pPr>
+      <w:r>
+        <w:rPr>
+          <w:color w:val="222222"/>
+          <w:sz w:val="21"/>
+          <w:szCs w:val="21"/>
+        </w:rPr>
+        <w:t xml:space="preserve">Which pilot sector should be the first sector-specific module — Manufacturing (largest SME base) or another sector with a clearer buyer-driven demand signal?</w:t>
+      </w:r>
+    </w:p>
+    <w:p>
+      <w:pPr>
+        <w:pStyle w:val="ListParagraph"/>
+        <w:numPr>
+          <w:ilvl w:val="0"/>
+          <w:numId w:val="2"/>
+        </w:numPr>
+        <w:spacing w:after="80" w:line="270"/>
+      </w:pPr>
+      <w:r>
+        <w:rPr>
+          <w:color w:val="222222"/>
+          <w:sz w:val="21"/>
+          <w:szCs w:val="21"/>
+        </w:rPr>
+        <w:t xml:space="preserve">Should consultant/auditor accounts be a Phase 1 acquisition channel rather than a later feature?</w:t>
+      </w:r>
+    </w:p>
+    <w:p>
+      <w:pPr>
+        <w:pStyle w:val="ListParagraph"/>
+        <w:numPr>
+          <w:ilvl w:val="0"/>
+          <w:numId w:val="2"/>
+        </w:numPr>
+        <w:spacing w:after="80" w:line="270"/>
+      </w:pPr>
+      <w:r>
+        <w:rPr>
+          <w:color w:val="222222"/>
+          <w:sz w:val="21"/>
+          <w:szCs w:val="21"/>
+        </w:rPr>
         <w:t xml:space="preserve">Is Bahasa Malaysia localisation needed for Phase 1 or can it wait, given SEDG itself offers a Bahasa Malaysia version?</w:t>
+      </w:r>
+    </w:p>
+    <w:p>
+      <w:pPr>
+        <w:pStyle w:val="ListParagraph"/>
+        <w:numPr>
+          <w:ilvl w:val="0"/>
+          <w:numId w:val="2"/>
+        </w:numPr>
+        <w:spacing w:after="80" w:line="270"/>
+      </w:pPr>
+      <w:r>
+        <w:rPr>
+          <w:color w:val="222222"/>
+          <w:sz w:val="21"/>
+          <w:szCs w:val="21"/>
+        </w:rPr>
+        <w:t xml:space="preserve">For Issuer-Ready: would a generic project-management tool (e.g. Asana, Monday.com) configured for ESG data collection already satisfy the coordination need, undercutting the case for a purpose-built product? This should be explicitly tested in Phase 4 discovery, not assumed away.</w:t>
       </w:r>
     </w:p>
     <w:sectPr>
@@ -4770,7 +5199,7 @@
         <w:sz w:val="16"/>
         <w:szCs w:val="16"/>
       </w:rPr>
-      <w:t xml:space="preserve">PRD — SDG/ESG SME Platform</w:t>
+      <w:t xml:space="preserve">PRD — SDG/ESG Platform</w:t>
     </w:r>
   </w:p>
 </w:hdr>
